--- a/14_Problem14_Executive_Decision_Support_Dashboard/reports/financial_impact_reporting_packaging/Executive_Decision_Support_Financial_Impact_Report.docx
+++ b/14_Problem14_Executive_Decision_Support_Dashboard/reports/financial_impact_reporting_packaging/Executive_Decision_Support_Financial_Impact_Report.docx
@@ -16,19 +16,13 @@
       </w:r>
     </w:p>
     <w:p>
-      <w:pPr/>
       <w:r>
-        <w:t>Project Portfolio Prepared By Nandagopal R</w:t>
+        <w:t>Generated: 2026-09-16 11:06</w:t>
       </w:r>
     </w:p>
     <w:p>
       <w:r>
-        <w:t>Generated: 2026-08-27 16:09</w:t>
-      </w:r>
-    </w:p>
-    <w:p>
-      <w:r>
-        <w:t>This report is the platform's capstone rollup: it restates the real, already-validated results of all 13 prior problems (Notebooks 1-69) via the BI aggregation layer built in Notebooks 70-72, and prices this notebook's own genuinely new, additive claim -- executive decision-latency reduction. Every figure is real and measured except values explicitly labeled ASSUMPTION.</w:t>
+        <w:t>This report is the platform's own executive rollup: it restates the real, already-validated results of all 13 prior problems (Notebooks 1-69) via the BI aggregation layer built in Notebooks 70-72, and prices this notebook's own genuinely new, additive claim -- executive decision-latency reduction. Every figure is real and measured except values explicitly labeled ASSUMPTION.</w:t>
       </w:r>
     </w:p>
     <w:p>
@@ -41,7 +35,7 @@
     </w:p>
     <w:p>
       <w:r>
-        <w:t>Across all 14 problems, 9 production-recommended, benefit-bearing systems (Problems [4, 5, 6, 7, 8, 9, 11, 12, 13]) combine for a real $429,926,253 net benefit per cycle -- verified four separate times across Notebooks 71, 72, and this notebook. 4 problems (Problems [1, 2, 3, 10]) are correctly excluded from that total: Problems 1 and 2 are foundational risk models whose value is realized entirely downstream, Problem 3 is a reserve-optimization gain kept as its own distinct $4,617,593 line, and Problem 7 is a built, validated, but real not-recommended-for-production system. This notebook's own new claim -- consolidating 13 separate reports into one executive dashboard -- adds an estimated $3,562 per cycle in executive review-time savings, net of hosting cost, for an estimated 8.4 months payback on a $30,000 build investment.</w:t>
+        <w:t>Across all 14 problems, 10 production-recommended, benefit-bearing systems (Problems [4, 5, 6, 7, 8, 9, 10, 11, 12, 13]) combine for a real $432,132,849 net benefit per cycle -- verified four separate times across Notebooks 71, 72, and this notebook. 3 problems (Problems [1, 2, 3]) are correctly excluded from that total: Problems 1 and 2 are Problems [1, 2] are foundational risk models whose value is realized entirely downstream; and Problem [3] is reserve-optimization gain kept as its own distinct $4,617,593 line. This notebook's own new claim -- consolidating 13 separate reports into one executive dashboard -- adds an estimated $3,562 per cycle in executive review-time savings, net of hosting cost, for an estimated 8.4 months payback on a $30,000 build investment.</w:t>
       </w:r>
     </w:p>
     <w:p>
@@ -852,7 +846,7 @@
           </w:tcPr>
           <w:p>
             <w:r>
-              <w:t>4108042.5</w:t>
+              <w:t>2206596.12</w:t>
             </w:r>
           </w:p>
         </w:tc>
@@ -862,7 +856,7 @@
           </w:tcPr>
           <w:p>
             <w:r>
-              <w:t>NOT RECOMMENDED</w:t>
+              <w:t>RECOMMENDED</w:t>
             </w:r>
           </w:p>
         </w:tc>
@@ -1154,7 +1148,7 @@
         <w:spacing w:after="280"/>
       </w:pPr>
       <w:r>
-        <w:t>Green = real, current recommended_for_production is True. Red = real, current recommended_for_production is False (Problem 7). Gray = foundational/reserve-optimization problems with no production go/no-go flag of this kind.</w:t>
+        <w:t>Green = real, current recommended_for_production is True. Red = real, current recommended_for_production is False (none at present). Gray = foundational/reserve-optimization problems with no production go/no-go flag of this kind.</w:t>
       </w:r>
     </w:p>
     <w:p>
@@ -1453,7 +1447,7 @@
           </w:tcPr>
           <w:p>
             <w:r>
-              <w:t>Schedule Notebooks 70-72 to re-run automatically after every one of the 13 upstream problems' own scheduled re-run, so the executive dashboard's $429,926,253/cycle headline is never more than one upstream refresh stale.</w:t>
+              <w:t>Schedule Notebooks 70-72 to re-run automatically after every one of the 13 upstream problems' own scheduled re-run, so the executive dashboard's $432,132,849/cycle headline is never more than one upstream refresh stale.</w:t>
             </w:r>
           </w:p>
         </w:tc>
@@ -1519,7 +1513,7 @@
           </w:tcPr>
           <w:p>
             <w:r>
-              <w:t>Treat the 4 excluded problems ([1, 2, 3, 10]) as your MRM committee's standing agenda item -- Problem 7 in particular is a built, validated system correctly held out of production pending a KPI-target review.</w:t>
+              <w:t>Treat the 3 excluded problems ([1, 2, 3]) as your MRM committee's standing agenda item: Problems [1, 2] are foundational risk models whose value is realized entirely downstream; and Problem [3] is reserve-optimization gain kept as its own distinct $4,617,593 line. None is currently a held-out-pending-KPI-review case -- re-check this each cycle, since that can change as problems are re-verified.</w:t>
             </w:r>
           </w:p>
         </w:tc>
@@ -1541,7 +1535,7 @@
           </w:tcPr>
           <w:p>
             <w:r>
-              <w:t>This dashboard is the single artifact for board-level reporting: $429,926,253/cycle in real, non-double-counted platform value across 9 production-recommended systems, plus real portfolio exposure context from Problem 1's Basel/IFRS9 mapping -- reviewed in one sitting instead of 13 separate ones.</w:t>
+              <w:t>This dashboard is the single artifact for board-level reporting: $432,132,849/cycle in real, non-double-counted platform value across 10 production-recommended systems, plus real portfolio exposure context from Problem 1's Basel/IFRS9 mapping -- reviewed in one sitting instead of 13 separate ones.</w:t>
             </w:r>
           </w:p>
         </w:tc>

--- a/14_Problem14_Executive_Decision_Support_Dashboard/reports/financial_impact_reporting_packaging/Executive_Decision_Support_Financial_Impact_Report.docx
+++ b/14_Problem14_Executive_Decision_Support_Dashboard/reports/financial_impact_reporting_packaging/Executive_Decision_Support_Financial_Impact_Report.docx
@@ -17,12 +17,21 @@
     </w:p>
     <w:p>
       <w:r>
-        <w:t>Generated: 2026-09-16 11:06</w:t>
+        <w:t>Generated: 2026-09-16 12:02</w:t>
       </w:r>
     </w:p>
     <w:p>
       <w:r>
         <w:t>This report is the platform's own executive rollup: it restates the real, already-validated results of all 13 prior problems (Notebooks 1-69) via the BI aggregation layer built in Notebooks 70-72, and prices this notebook's own genuinely new, additive claim -- executive decision-latency reduction. Every figure is real and measured except values explicitly labeled ASSUMPTION.</w:t>
+      </w:r>
+    </w:p>
+    <w:p>
+      <w:r>
+        <w:rPr>
+          <w:i/>
+          <w:sz w:val="18"/>
+        </w:rPr>
+        <w:t>UNAUDITED RESULTS -- every figure on this report is a real, computed internal management estimate from this platform's own notebooks, not a certified or externally audited financial statement. Figures are shown in $M/$B shorthand for readability; the exact underlying value is always available in this platform's own persisted JSON artifacts for audit.</w:t>
       </w:r>
     </w:p>
     <w:p>
@@ -35,9 +44,117 @@
     </w:p>
     <w:p>
       <w:r>
-        <w:t>Across all 14 problems, 10 production-recommended, benefit-bearing systems (Problems [4, 5, 6, 7, 8, 9, 10, 11, 12, 13]) combine for a real $432,132,849 net benefit per cycle -- verified four separate times across Notebooks 71, 72, and this notebook. 3 problems (Problems [1, 2, 3]) are correctly excluded from that total: Problems 1 and 2 are Problems [1, 2] are foundational risk models whose value is realized entirely downstream; and Problem [3] is reserve-optimization gain kept as its own distinct $4,617,593 line. This notebook's own new claim -- consolidating 13 separate reports into one executive dashboard -- adds an estimated $3,562 per cycle in executive review-time savings, net of hosting cost, for an estimated 8.4 months payback on a $30,000 build investment.</w:t>
+        <w:t>Across all 14 problems, 10 production-recommended, benefit-bearing systems (Problems [4, 5, 6, 7, 8, 9, 10, 11, 12, 13]) combine for a real $432.13M net benefit per cycle ($5.19B/year, $25.93B projected over 5 years -- see the projection note below) -- verified four separate times across Notebooks 71, 72, and this notebook. 3 problems (Problems [1, 2, 3]) are correctly excluded from that total: Problems [1, 2] are foundational risk models whose value is realized entirely downstream; and Problem [3] is reserve-optimization gain kept as its own distinct $4,617,593 line. This notebook's own new claim -- consolidating 13 separate reports into one executive dashboard -- adds an estimated $3.56K per cycle in executive review-time savings, net of hosting cost, for an estimated 8.4 months payback on a $30.00K build investment.</w:t>
       </w:r>
     </w:p>
+    <w:p>
+      <w:r>
+        <w:rPr>
+          <w:i/>
+          <w:sz w:val="18"/>
+        </w:rPr>
+        <w:t>ASSUMPTION: projects the current real $$432.13M/cycle run-rate at a 12-cycle/year (monthly) cadence, flat, for 1/3/5 years -- an extrapolation of today's real measured figure, not a certified multi-year forecast.</w:t>
+      </w:r>
+    </w:p>
+    <w:tbl>
+      <w:tblPr>
+        <w:tblStyle w:val="LightGrid-Accent1"/>
+        <w:tblW w:type="auto" w:w="0"/>
+        <w:tblLook w:firstColumn="1" w:firstRow="1" w:lastColumn="0" w:lastRow="0" w:noHBand="0" w:noVBand="1" w:val="04A0"/>
+      </w:tblPr>
+      <w:tblGrid>
+        <w:gridCol w:w="4320"/>
+        <w:gridCol w:w="4320"/>
+      </w:tblGrid>
+      <w:tr>
+        <w:tc>
+          <w:tcPr>
+            <w:tcW w:type="dxa" w:w="4320"/>
+          </w:tcPr>
+          <w:p>
+            <w:r>
+              <w:t>Total Platform Net Value Per Cycle</w:t>
+            </w:r>
+          </w:p>
+        </w:tc>
+        <w:tc>
+          <w:tcPr>
+            <w:tcW w:type="dxa" w:w="4320"/>
+          </w:tcPr>
+          <w:p>
+            <w:r>
+              <w:t>$432.13M</w:t>
+            </w:r>
+          </w:p>
+        </w:tc>
+      </w:tr>
+      <w:tr>
+        <w:tc>
+          <w:tcPr>
+            <w:tcW w:type="dxa" w:w="4320"/>
+          </w:tcPr>
+          <w:p>
+            <w:r>
+              <w:t>Annualized At 12 Cycles Per Year Assumption</w:t>
+            </w:r>
+          </w:p>
+        </w:tc>
+        <w:tc>
+          <w:tcPr>
+            <w:tcW w:type="dxa" w:w="4320"/>
+          </w:tcPr>
+          <w:p>
+            <w:r>
+              <w:t>$5.19B</w:t>
+            </w:r>
+          </w:p>
+        </w:tc>
+      </w:tr>
+      <w:tr>
+        <w:tc>
+          <w:tcPr>
+            <w:tcW w:type="dxa" w:w="4320"/>
+          </w:tcPr>
+          <w:p>
+            <w:r>
+              <w:t>Five Year Projected Assumption</w:t>
+            </w:r>
+          </w:p>
+        </w:tc>
+        <w:tc>
+          <w:tcPr>
+            <w:tcW w:type="dxa" w:w="4320"/>
+          </w:tcPr>
+          <w:p>
+            <w:r>
+              <w:t>$25.93B</w:t>
+            </w:r>
+          </w:p>
+        </w:tc>
+      </w:tr>
+      <w:tr>
+        <w:tc>
+          <w:tcPr>
+            <w:tcW w:type="dxa" w:w="4320"/>
+          </w:tcPr>
+          <w:p>
+            <w:r>
+              <w:t>Reserve Optimization Value Separate</w:t>
+            </w:r>
+          </w:p>
+        </w:tc>
+        <w:tc>
+          <w:tcPr>
+            <w:tcW w:type="dxa" w:w="4320"/>
+          </w:tcPr>
+          <w:p>
+            <w:r>
+              <w:t>$4.62M</w:t>
+            </w:r>
+          </w:p>
+        </w:tc>
+      </w:tr>
+    </w:tbl>
     <w:p>
       <w:pPr>
         <w:pStyle w:val="Heading1"/>
@@ -269,7 +386,7 @@
         <w:spacing w:after="280"/>
       </w:pPr>
       <w:r>
-        <w:t>Each bar is one production-recommended problem's own real net_benefit_per_cycle_usd (or equivalent), stacking to the real platform total in gold -- the exact set proven correct by aggregation_scope_correctness.</w:t>
+        <w:t>Each bar is one production-recommended problem's own real net_benefit_per_cycle_usd (or equivalent), stacking to the real platform total of $432.13M/cycle in gold -- the exact set proven correct by aggregation_scope_correctness. Projected out at the 12-cycle/year ASSUMPTION used throughout this report, that same real run-rate compounds to $5.19B in year one and $25.93B over five years.</w:t>
       </w:r>
     </w:p>
     <w:p>
@@ -330,7 +447,7 @@
           </w:tcPr>
           <w:p>
             <w:r>
-              <w:t>Financial Value Usd</w:t>
+              <w:t>Financial Value Per Cycle</w:t>
             </w:r>
           </w:p>
         </w:tc>
@@ -381,7 +498,9 @@
             <w:tcW w:type="dxa" w:w="1728"/>
           </w:tcPr>
           <w:p>
-            <w:r/>
+            <w:r>
+              <w:t>N/A</w:t>
+            </w:r>
           </w:p>
         </w:tc>
         <w:tc>
@@ -431,7 +550,9 @@
             <w:tcW w:type="dxa" w:w="1728"/>
           </w:tcPr>
           <w:p>
-            <w:r/>
+            <w:r>
+              <w:t>N/A</w:t>
+            </w:r>
           </w:p>
         </w:tc>
         <w:tc>
@@ -482,7 +603,7 @@
           </w:tcPr>
           <w:p>
             <w:r>
-              <w:t>4617593.08</w:t>
+              <w:t>$4.62M</w:t>
             </w:r>
           </w:p>
         </w:tc>
@@ -534,7 +655,7 @@
           </w:tcPr>
           <w:p>
             <w:r>
-              <w:t>9690840.0</w:t>
+              <w:t>$9.69M</w:t>
             </w:r>
           </w:p>
         </w:tc>
@@ -586,7 +707,7 @@
           </w:tcPr>
           <w:p>
             <w:r>
-              <w:t>4898250.0</w:t>
+              <w:t>$4.90M</w:t>
             </w:r>
           </w:p>
         </w:tc>
@@ -638,7 +759,7 @@
           </w:tcPr>
           <w:p>
             <w:r>
-              <w:t>8491170.0</w:t>
+              <w:t>$8.49M</w:t>
             </w:r>
           </w:p>
         </w:tc>
@@ -690,7 +811,7 @@
           </w:tcPr>
           <w:p>
             <w:r>
-              <w:t>2912145.0</w:t>
+              <w:t>$2.91M</w:t>
             </w:r>
           </w:p>
         </w:tc>
@@ -742,7 +863,7 @@
           </w:tcPr>
           <w:p>
             <w:r>
-              <w:t>315820.0</w:t>
+              <w:t>$315.82K</w:t>
             </w:r>
           </w:p>
         </w:tc>
@@ -794,7 +915,7 @@
           </w:tcPr>
           <w:p>
             <w:r>
-              <w:t>341908210.0</w:t>
+              <w:t>$341.91M</w:t>
             </w:r>
           </w:p>
         </w:tc>
@@ -846,7 +967,7 @@
           </w:tcPr>
           <w:p>
             <w:r>
-              <w:t>2206596.12</w:t>
+              <w:t>$2.21M</w:t>
             </w:r>
           </w:p>
         </w:tc>
@@ -898,7 +1019,7 @@
           </w:tcPr>
           <w:p>
             <w:r>
-              <w:t>2374108.15</w:t>
+              <w:t>$2.37M</w:t>
             </w:r>
           </w:p>
         </w:tc>
@@ -950,7 +1071,7 @@
           </w:tcPr>
           <w:p>
             <w:r>
-              <w:t>1275022.0</w:t>
+              <w:t>$1.28M</w:t>
             </w:r>
           </w:p>
         </w:tc>
@@ -1002,7 +1123,7 @@
           </w:tcPr>
           <w:p>
             <w:r>
-              <w:t>58060687.58</w:t>
+              <w:t>$58.06M</w:t>
             </w:r>
           </w:p>
         </w:tc>
@@ -1084,7 +1205,7 @@
         <w:spacing w:after="280"/>
       </w:pPr>
       <w:r>
-        <w:t>Darker/redder cells are real, larger-population risk-profitability combinations -- the High Risk / Low Profitability cell is exactly Problem 13's own targeted cross-tier segment.</w:t>
+        <w:t>Darker/redder cells are real, larger-population risk-profitability combinations across 447,695 real mapped customers -- the High Risk / Low Profitability cell is exactly Problem 13's own targeted cross-tier segment. This is the honest analog to a geographic map: the underlying dataset carries no location field, so risk grade x profitability tier is the real two-dimensional population split this platform can support.</w:t>
       </w:r>
     </w:p>
     <w:p>
@@ -1148,7 +1269,7 @@
         <w:spacing w:after="280"/>
       </w:pPr>
       <w:r>
-        <w:t>Green = real, current recommended_for_production is True. Red = real, current recommended_for_production is False (none at present). Gray = foundational/reserve-optimization problems with no production go/no-go flag of this kind.</w:t>
+        <w:t>Green = real, current recommended_for_production is True (10 of 13 problems today). Red = real, current recommended_for_production is False (none at present). Gray = foundational/reserve-optimization problems with no production go/no-go flag of this kind -- this single row is what a CRO can scan in seconds instead of opening all 13 problems' own reports.</w:t>
       </w:r>
     </w:p>
     <w:p>
@@ -1242,7 +1363,7 @@
           </w:tcPr>
           <w:p>
             <w:r>
-              <w:t>Executive Hourly Cost Assumption Usd</w:t>
+              <w:t>Executive Hourly Cost Assumption</w:t>
             </w:r>
           </w:p>
         </w:tc>
@@ -1286,7 +1407,7 @@
           </w:tcPr>
           <w:p>
             <w:r>
-              <w:t>Gross Time Savings Per Cycle Usd</w:t>
+              <w:t>Gross Time Savings Per Cycle</w:t>
             </w:r>
           </w:p>
         </w:tc>
@@ -1296,7 +1417,7 @@
           </w:tcPr>
           <w:p>
             <w:r>
-              <w:t>$3,762.50</w:t>
+              <w:t>$3.76K</w:t>
             </w:r>
           </w:p>
         </w:tc>
@@ -1308,7 +1429,7 @@
           </w:tcPr>
           <w:p>
             <w:r>
-              <w:t>Dashboard Hosting Cost Per Cycle Assumption Usd</w:t>
+              <w:t>Dashboard Hosting Cost Per Cycle Assumption</w:t>
             </w:r>
           </w:p>
         </w:tc>
@@ -1318,7 +1439,7 @@
           </w:tcPr>
           <w:p>
             <w:r>
-              <w:t>$200.00</w:t>
+              <w:t>$200</w:t>
             </w:r>
           </w:p>
         </w:tc>
@@ -1330,7 +1451,7 @@
           </w:tcPr>
           <w:p>
             <w:r>
-              <w:t>Net Benefit Per Cycle Usd</w:t>
+              <w:t>Net Benefit Per Cycle</w:t>
             </w:r>
           </w:p>
         </w:tc>
@@ -1340,7 +1461,7 @@
           </w:tcPr>
           <w:p>
             <w:r>
-              <w:t>$3,562.50</w:t>
+              <w:t>$3.56K</w:t>
             </w:r>
           </w:p>
         </w:tc>
@@ -1558,6 +1679,1043 @@
           <w:p>
             <w:r>
               <w:t>Request the Policy &amp; Validation tab's aggregation_completeness and aggregation_scope_correctness KPI results each quarter -- these two checks are what prove this dashboard's headline number is not double-counted or miscategorized, the exact failure mode board-level financial rollups are most exposed to.</w:t>
+            </w:r>
+          </w:p>
+        </w:tc>
+      </w:tr>
+    </w:tbl>
+    <w:p>
+      <w:pPr>
+        <w:pStyle w:val="Heading1"/>
+      </w:pPr>
+      <w:r>
+        <w:t>7A. SMART Suggestions by Problem (All 14 Problems)</w:t>
+      </w:r>
+    </w:p>
+    <w:p>
+      <w:r>
+        <w:t>One real, data-driven suggestion per problem, computed live from this platform's own registry (name, phase, category, production status, financial_value_usd) -- filterable by phase/category/status in the HTML dashboard's own SMART-by-Problem tab.</w:t>
+      </w:r>
+    </w:p>
+    <w:tbl>
+      <w:tblPr>
+        <w:tblStyle w:val="LightGrid-Accent1"/>
+        <w:tblW w:type="auto" w:w="0"/>
+        <w:tblLook w:firstColumn="1" w:firstRow="1" w:lastColumn="0" w:lastRow="0" w:noHBand="0" w:noVBand="1" w:val="04A0"/>
+      </w:tblPr>
+      <w:tblGrid>
+        <w:gridCol w:w="1234"/>
+        <w:gridCol w:w="1234"/>
+        <w:gridCol w:w="1234"/>
+        <w:gridCol w:w="1234"/>
+        <w:gridCol w:w="1234"/>
+        <w:gridCol w:w="1234"/>
+        <w:gridCol w:w="1234"/>
+      </w:tblGrid>
+      <w:tr>
+        <w:tc>
+          <w:tcPr>
+            <w:tcW w:type="dxa" w:w="1234"/>
+          </w:tcPr>
+          <w:p>
+            <w:r>
+              <w:t>Problem Number</w:t>
+            </w:r>
+          </w:p>
+        </w:tc>
+        <w:tc>
+          <w:tcPr>
+            <w:tcW w:type="dxa" w:w="1234"/>
+          </w:tcPr>
+          <w:p>
+            <w:r>
+              <w:t>Problem Name</w:t>
+            </w:r>
+          </w:p>
+        </w:tc>
+        <w:tc>
+          <w:tcPr>
+            <w:tcW w:type="dxa" w:w="1234"/>
+          </w:tcPr>
+          <w:p>
+            <w:r>
+              <w:t>Phase</w:t>
+            </w:r>
+          </w:p>
+        </w:tc>
+        <w:tc>
+          <w:tcPr>
+            <w:tcW w:type="dxa" w:w="1234"/>
+          </w:tcPr>
+          <w:p>
+            <w:r>
+              <w:t>Category</w:t>
+            </w:r>
+          </w:p>
+        </w:tc>
+        <w:tc>
+          <w:tcPr>
+            <w:tcW w:type="dxa" w:w="1234"/>
+          </w:tcPr>
+          <w:p>
+            <w:r>
+              <w:t>Status</w:t>
+            </w:r>
+          </w:p>
+        </w:tc>
+        <w:tc>
+          <w:tcPr>
+            <w:tcW w:type="dxa" w:w="1234"/>
+          </w:tcPr>
+          <w:p>
+            <w:r>
+              <w:t>Financial Value Per Cycle</w:t>
+            </w:r>
+          </w:p>
+        </w:tc>
+        <w:tc>
+          <w:tcPr>
+            <w:tcW w:type="dxa" w:w="1234"/>
+          </w:tcPr>
+          <w:p>
+            <w:r>
+              <w:t>Suggestion</w:t>
+            </w:r>
+          </w:p>
+        </w:tc>
+      </w:tr>
+      <w:tr>
+        <w:tc>
+          <w:tcPr>
+            <w:tcW w:type="dxa" w:w="1234"/>
+          </w:tcPr>
+          <w:p>
+            <w:r>
+              <w:t>1</w:t>
+            </w:r>
+          </w:p>
+        </w:tc>
+        <w:tc>
+          <w:tcPr>
+            <w:tcW w:type="dxa" w:w="1234"/>
+          </w:tcPr>
+          <w:p>
+            <w:r>
+              <w:t>Credit Scoring (Static PD)</w:t>
+            </w:r>
+          </w:p>
+        </w:tc>
+        <w:tc>
+          <w:tcPr>
+            <w:tcW w:type="dxa" w:w="1234"/>
+          </w:tcPr>
+          <w:p>
+            <w:r>
+              <w:t>Phase 1 -- Foundation</w:t>
+            </w:r>
+          </w:p>
+        </w:tc>
+        <w:tc>
+          <w:tcPr>
+            <w:tcW w:type="dxa" w:w="1234"/>
+          </w:tcPr>
+          <w:p>
+            <w:r>
+              <w:t>foundational_model</w:t>
+            </w:r>
+          </w:p>
+        </w:tc>
+        <w:tc>
+          <w:tcPr>
+            <w:tcW w:type="dxa" w:w="1234"/>
+          </w:tcPr>
+          <w:p>
+            <w:r>
+              <w:t>FOUNDATIONAL / N/A</w:t>
+            </w:r>
+          </w:p>
+        </w:tc>
+        <w:tc>
+          <w:tcPr>
+            <w:tcW w:type="dxa" w:w="1234"/>
+          </w:tcPr>
+          <w:p>
+            <w:r>
+              <w:t>N/A</w:t>
+            </w:r>
+          </w:p>
+        </w:tc>
+        <w:tc>
+          <w:tcPr>
+            <w:tcW w:type="dxa" w:w="1234"/>
+          </w:tcPr>
+          <w:p>
+            <w:r>
+              <w:t>Foundational model with no standalone financial_value_usd (its value is realized through the 10 downstream problems that depend on it) -- track its own model-health KPIs directly rather than a dollar figure.</w:t>
+            </w:r>
+          </w:p>
+        </w:tc>
+      </w:tr>
+      <w:tr>
+        <w:tc>
+          <w:tcPr>
+            <w:tcW w:type="dxa" w:w="1234"/>
+          </w:tcPr>
+          <w:p>
+            <w:r>
+              <w:t>2</w:t>
+            </w:r>
+          </w:p>
+        </w:tc>
+        <w:tc>
+          <w:tcPr>
+            <w:tcW w:type="dxa" w:w="1234"/>
+          </w:tcPr>
+          <w:p>
+            <w:r>
+              <w:t>Risk Tier Classification</w:t>
+            </w:r>
+          </w:p>
+        </w:tc>
+        <w:tc>
+          <w:tcPr>
+            <w:tcW w:type="dxa" w:w="1234"/>
+          </w:tcPr>
+          <w:p>
+            <w:r>
+              <w:t>Phase 1 -- Foundation</w:t>
+            </w:r>
+          </w:p>
+        </w:tc>
+        <w:tc>
+          <w:tcPr>
+            <w:tcW w:type="dxa" w:w="1234"/>
+          </w:tcPr>
+          <w:p>
+            <w:r>
+              <w:t>foundational_model</w:t>
+            </w:r>
+          </w:p>
+        </w:tc>
+        <w:tc>
+          <w:tcPr>
+            <w:tcW w:type="dxa" w:w="1234"/>
+          </w:tcPr>
+          <w:p>
+            <w:r>
+              <w:t>FOUNDATIONAL / N/A</w:t>
+            </w:r>
+          </w:p>
+        </w:tc>
+        <w:tc>
+          <w:tcPr>
+            <w:tcW w:type="dxa" w:w="1234"/>
+          </w:tcPr>
+          <w:p>
+            <w:r>
+              <w:t>N/A</w:t>
+            </w:r>
+          </w:p>
+        </w:tc>
+        <w:tc>
+          <w:tcPr>
+            <w:tcW w:type="dxa" w:w="1234"/>
+          </w:tcPr>
+          <w:p>
+            <w:r>
+              <w:t>Foundational model with no standalone financial_value_usd (its value is realized through the 10 downstream problems that depend on it) -- track its own model-health KPIs directly rather than a dollar figure.</w:t>
+            </w:r>
+          </w:p>
+        </w:tc>
+      </w:tr>
+      <w:tr>
+        <w:tc>
+          <w:tcPr>
+            <w:tcW w:type="dxa" w:w="1234"/>
+          </w:tcPr>
+          <w:p>
+            <w:r>
+              <w:t>3</w:t>
+            </w:r>
+          </w:p>
+        </w:tc>
+        <w:tc>
+          <w:tcPr>
+            <w:tcW w:type="dxa" w:w="1234"/>
+          </w:tcPr>
+          <w:p>
+            <w:r>
+              <w:t>Expected Credit Loss (IFRS9/CECL)</w:t>
+            </w:r>
+          </w:p>
+        </w:tc>
+        <w:tc>
+          <w:tcPr>
+            <w:tcW w:type="dxa" w:w="1234"/>
+          </w:tcPr>
+          <w:p>
+            <w:r>
+              <w:t>Phase 2 -- Regulatory &amp; Loss Provisioning</w:t>
+            </w:r>
+          </w:p>
+        </w:tc>
+        <w:tc>
+          <w:tcPr>
+            <w:tcW w:type="dxa" w:w="1234"/>
+          </w:tcPr>
+          <w:p>
+            <w:r>
+              <w:t>reserve_optimization</w:t>
+            </w:r>
+          </w:p>
+        </w:tc>
+        <w:tc>
+          <w:tcPr>
+            <w:tcW w:type="dxa" w:w="1234"/>
+          </w:tcPr>
+          <w:p>
+            <w:r>
+              <w:t>RECOMMENDED</w:t>
+            </w:r>
+          </w:p>
+        </w:tc>
+        <w:tc>
+          <w:tcPr>
+            <w:tcW w:type="dxa" w:w="1234"/>
+          </w:tcPr>
+          <w:p>
+            <w:r>
+              <w:t>$4.62M</w:t>
+            </w:r>
+          </w:p>
+        </w:tc>
+        <w:tc>
+          <w:tcPr>
+            <w:tcW w:type="dxa" w:w="1234"/>
+          </w:tcPr>
+          <w:p>
+            <w:r>
+              <w:t>Reserve-optimization system: real value of $4.62M/cycle is kept separate from the platform net-value total by design (capital/reserve benefit, not a P&amp;L cash benefit) -- report it alongside, never summed into, the $432.13M headline.</w:t>
+            </w:r>
+          </w:p>
+        </w:tc>
+      </w:tr>
+      <w:tr>
+        <w:tc>
+          <w:tcPr>
+            <w:tcW w:type="dxa" w:w="1234"/>
+          </w:tcPr>
+          <w:p>
+            <w:r>
+              <w:t>4</w:t>
+            </w:r>
+          </w:p>
+        </w:tc>
+        <w:tc>
+          <w:tcPr>
+            <w:tcW w:type="dxa" w:w="1234"/>
+          </w:tcPr>
+          <w:p>
+            <w:r>
+              <w:t>Delinquency Escalation / Loss Severity</w:t>
+            </w:r>
+          </w:p>
+        </w:tc>
+        <w:tc>
+          <w:tcPr>
+            <w:tcW w:type="dxa" w:w="1234"/>
+          </w:tcPr>
+          <w:p>
+            <w:r>
+              <w:t>Phase 2 -- Regulatory &amp; Loss Provisioning</w:t>
+            </w:r>
+          </w:p>
+        </w:tc>
+        <w:tc>
+          <w:tcPr>
+            <w:tcW w:type="dxa" w:w="1234"/>
+          </w:tcPr>
+          <w:p>
+            <w:r>
+              <w:t>value_creation</w:t>
+            </w:r>
+          </w:p>
+        </w:tc>
+        <w:tc>
+          <w:tcPr>
+            <w:tcW w:type="dxa" w:w="1234"/>
+          </w:tcPr>
+          <w:p>
+            <w:r>
+              <w:t>RECOMMENDED</w:t>
+            </w:r>
+          </w:p>
+        </w:tc>
+        <w:tc>
+          <w:tcPr>
+            <w:tcW w:type="dxa" w:w="1234"/>
+          </w:tcPr>
+          <w:p>
+            <w:r>
+              <w:t>$9.69M</w:t>
+            </w:r>
+          </w:p>
+        </w:tc>
+        <w:tc>
+          <w:tcPr>
+            <w:tcW w:type="dxa" w:w="1234"/>
+          </w:tcPr>
+          <w:p>
+            <w:r>
+              <w:t>Production-recommended, contributing $9.69M/cycle (2.2% of the $432.13M platform total) -- monitor its own re-run cadence so this dashboard's rollup never runs more than one refresh stale on this problem.</w:t>
+            </w:r>
+          </w:p>
+        </w:tc>
+      </w:tr>
+      <w:tr>
+        <w:tc>
+          <w:tcPr>
+            <w:tcW w:type="dxa" w:w="1234"/>
+          </w:tcPr>
+          <w:p>
+            <w:r>
+              <w:t>5</w:t>
+            </w:r>
+          </w:p>
+        </w:tc>
+        <w:tc>
+          <w:tcPr>
+            <w:tcW w:type="dxa" w:w="1234"/>
+          </w:tcPr>
+          <w:p>
+            <w:r>
+              <w:t>Early Payment Default Detection</w:t>
+            </w:r>
+          </w:p>
+        </w:tc>
+        <w:tc>
+          <w:tcPr>
+            <w:tcW w:type="dxa" w:w="1234"/>
+          </w:tcPr>
+          <w:p>
+            <w:r>
+              <w:t>Phase 3 -- Behavioral Intelligence</w:t>
+            </w:r>
+          </w:p>
+        </w:tc>
+        <w:tc>
+          <w:tcPr>
+            <w:tcW w:type="dxa" w:w="1234"/>
+          </w:tcPr>
+          <w:p>
+            <w:r>
+              <w:t>value_creation</w:t>
+            </w:r>
+          </w:p>
+        </w:tc>
+        <w:tc>
+          <w:tcPr>
+            <w:tcW w:type="dxa" w:w="1234"/>
+          </w:tcPr>
+          <w:p>
+            <w:r>
+              <w:t>RECOMMENDED</w:t>
+            </w:r>
+          </w:p>
+        </w:tc>
+        <w:tc>
+          <w:tcPr>
+            <w:tcW w:type="dxa" w:w="1234"/>
+          </w:tcPr>
+          <w:p>
+            <w:r>
+              <w:t>$4.90M</w:t>
+            </w:r>
+          </w:p>
+        </w:tc>
+        <w:tc>
+          <w:tcPr>
+            <w:tcW w:type="dxa" w:w="1234"/>
+          </w:tcPr>
+          <w:p>
+            <w:r>
+              <w:t>Production-recommended, contributing $4.90M/cycle (1.1% of the $432.13M platform total) -- monitor its own re-run cadence so this dashboard's rollup never runs more than one refresh stale on this problem.</w:t>
+            </w:r>
+          </w:p>
+        </w:tc>
+      </w:tr>
+      <w:tr>
+        <w:tc>
+          <w:tcPr>
+            <w:tcW w:type="dxa" w:w="1234"/>
+          </w:tcPr>
+          <w:p>
+            <w:r>
+              <w:t>6</w:t>
+            </w:r>
+          </w:p>
+        </w:tc>
+        <w:tc>
+          <w:tcPr>
+            <w:tcW w:type="dxa" w:w="1234"/>
+          </w:tcPr>
+          <w:p>
+            <w:r>
+              <w:t>Dynamic / Behavioral Credit Scoring</w:t>
+            </w:r>
+          </w:p>
+        </w:tc>
+        <w:tc>
+          <w:tcPr>
+            <w:tcW w:type="dxa" w:w="1234"/>
+          </w:tcPr>
+          <w:p>
+            <w:r>
+              <w:t>Phase 3 -- Behavioral Intelligence</w:t>
+            </w:r>
+          </w:p>
+        </w:tc>
+        <w:tc>
+          <w:tcPr>
+            <w:tcW w:type="dxa" w:w="1234"/>
+          </w:tcPr>
+          <w:p>
+            <w:r>
+              <w:t>value_creation</w:t>
+            </w:r>
+          </w:p>
+        </w:tc>
+        <w:tc>
+          <w:tcPr>
+            <w:tcW w:type="dxa" w:w="1234"/>
+          </w:tcPr>
+          <w:p>
+            <w:r>
+              <w:t>RECOMMENDED</w:t>
+            </w:r>
+          </w:p>
+        </w:tc>
+        <w:tc>
+          <w:tcPr>
+            <w:tcW w:type="dxa" w:w="1234"/>
+          </w:tcPr>
+          <w:p>
+            <w:r>
+              <w:t>$8.49M</w:t>
+            </w:r>
+          </w:p>
+        </w:tc>
+        <w:tc>
+          <w:tcPr>
+            <w:tcW w:type="dxa" w:w="1234"/>
+          </w:tcPr>
+          <w:p>
+            <w:r>
+              <w:t>Production-recommended, contributing $8.49M/cycle (2.0% of the $432.13M platform total) -- monitor its own re-run cadence so this dashboard's rollup never runs more than one refresh stale on this problem.</w:t>
+            </w:r>
+          </w:p>
+        </w:tc>
+      </w:tr>
+      <w:tr>
+        <w:tc>
+          <w:tcPr>
+            <w:tcW w:type="dxa" w:w="1234"/>
+          </w:tcPr>
+          <w:p>
+            <w:r>
+              <w:t>7</w:t>
+            </w:r>
+          </w:p>
+        </w:tc>
+        <w:tc>
+          <w:tcPr>
+            <w:tcW w:type="dxa" w:w="1234"/>
+          </w:tcPr>
+          <w:p>
+            <w:r>
+              <w:t>Early Warning System</w:t>
+            </w:r>
+          </w:p>
+        </w:tc>
+        <w:tc>
+          <w:tcPr>
+            <w:tcW w:type="dxa" w:w="1234"/>
+          </w:tcPr>
+          <w:p>
+            <w:r>
+              <w:t>Phase 3 -- Behavioral Intelligence</w:t>
+            </w:r>
+          </w:p>
+        </w:tc>
+        <w:tc>
+          <w:tcPr>
+            <w:tcW w:type="dxa" w:w="1234"/>
+          </w:tcPr>
+          <w:p>
+            <w:r>
+              <w:t>value_creation</w:t>
+            </w:r>
+          </w:p>
+        </w:tc>
+        <w:tc>
+          <w:tcPr>
+            <w:tcW w:type="dxa" w:w="1234"/>
+          </w:tcPr>
+          <w:p>
+            <w:r>
+              <w:t>RECOMMENDED</w:t>
+            </w:r>
+          </w:p>
+        </w:tc>
+        <w:tc>
+          <w:tcPr>
+            <w:tcW w:type="dxa" w:w="1234"/>
+          </w:tcPr>
+          <w:p>
+            <w:r>
+              <w:t>$2.91M</w:t>
+            </w:r>
+          </w:p>
+        </w:tc>
+        <w:tc>
+          <w:tcPr>
+            <w:tcW w:type="dxa" w:w="1234"/>
+          </w:tcPr>
+          <w:p>
+            <w:r>
+              <w:t>Production-recommended, contributing $2.91M/cycle (0.7% of the $432.13M platform total) -- monitor its own re-run cadence so this dashboard's rollup never runs more than one refresh stale on this problem.</w:t>
+            </w:r>
+          </w:p>
+        </w:tc>
+      </w:tr>
+      <w:tr>
+        <w:tc>
+          <w:tcPr>
+            <w:tcW w:type="dxa" w:w="1234"/>
+          </w:tcPr>
+          <w:p>
+            <w:r>
+              <w:t>8</w:t>
+            </w:r>
+          </w:p>
+        </w:tc>
+        <w:tc>
+          <w:tcPr>
+            <w:tcW w:type="dxa" w:w="1234"/>
+          </w:tcPr>
+          <w:p>
+            <w:r>
+              <w:t>Roll-Rate Modeling</w:t>
+            </w:r>
+          </w:p>
+        </w:tc>
+        <w:tc>
+          <w:tcPr>
+            <w:tcW w:type="dxa" w:w="1234"/>
+          </w:tcPr>
+          <w:p>
+            <w:r>
+              <w:t>Phase 3 -- Behavioral Intelligence</w:t>
+            </w:r>
+          </w:p>
+        </w:tc>
+        <w:tc>
+          <w:tcPr>
+            <w:tcW w:type="dxa" w:w="1234"/>
+          </w:tcPr>
+          <w:p>
+            <w:r>
+              <w:t>value_creation</w:t>
+            </w:r>
+          </w:p>
+        </w:tc>
+        <w:tc>
+          <w:tcPr>
+            <w:tcW w:type="dxa" w:w="1234"/>
+          </w:tcPr>
+          <w:p>
+            <w:r>
+              <w:t>RECOMMENDED</w:t>
+            </w:r>
+          </w:p>
+        </w:tc>
+        <w:tc>
+          <w:tcPr>
+            <w:tcW w:type="dxa" w:w="1234"/>
+          </w:tcPr>
+          <w:p>
+            <w:r>
+              <w:t>$315.82K</w:t>
+            </w:r>
+          </w:p>
+        </w:tc>
+        <w:tc>
+          <w:tcPr>
+            <w:tcW w:type="dxa" w:w="1234"/>
+          </w:tcPr>
+          <w:p>
+            <w:r>
+              <w:t>Production-recommended, contributing $315.82K/cycle (0.1% of the $432.13M platform total) -- monitor its own re-run cadence so this dashboard's rollup never runs more than one refresh stale on this problem.</w:t>
+            </w:r>
+          </w:p>
+        </w:tc>
+      </w:tr>
+      <w:tr>
+        <w:tc>
+          <w:tcPr>
+            <w:tcW w:type="dxa" w:w="1234"/>
+          </w:tcPr>
+          <w:p>
+            <w:r>
+              <w:t>9</w:t>
+            </w:r>
+          </w:p>
+        </w:tc>
+        <w:tc>
+          <w:tcPr>
+            <w:tcW w:type="dxa" w:w="1234"/>
+          </w:tcPr>
+          <w:p>
+            <w:r>
+              <w:t>Collections Optimization</w:t>
+            </w:r>
+          </w:p>
+        </w:tc>
+        <w:tc>
+          <w:tcPr>
+            <w:tcW w:type="dxa" w:w="1234"/>
+          </w:tcPr>
+          <w:p>
+            <w:r>
+              <w:t>Phase 4 -- Operational Risk Management</w:t>
+            </w:r>
+          </w:p>
+        </w:tc>
+        <w:tc>
+          <w:tcPr>
+            <w:tcW w:type="dxa" w:w="1234"/>
+          </w:tcPr>
+          <w:p>
+            <w:r>
+              <w:t>value_creation</w:t>
+            </w:r>
+          </w:p>
+        </w:tc>
+        <w:tc>
+          <w:tcPr>
+            <w:tcW w:type="dxa" w:w="1234"/>
+          </w:tcPr>
+          <w:p>
+            <w:r>
+              <w:t>RECOMMENDED</w:t>
+            </w:r>
+          </w:p>
+        </w:tc>
+        <w:tc>
+          <w:tcPr>
+            <w:tcW w:type="dxa" w:w="1234"/>
+          </w:tcPr>
+          <w:p>
+            <w:r>
+              <w:t>$341.91M</w:t>
+            </w:r>
+          </w:p>
+        </w:tc>
+        <w:tc>
+          <w:tcPr>
+            <w:tcW w:type="dxa" w:w="1234"/>
+          </w:tcPr>
+          <w:p>
+            <w:r>
+              <w:t>Production-recommended, contributing $341.91M/cycle (79.1% of the $432.13M platform total) -- monitor its own re-run cadence so this dashboard's rollup never runs more than one refresh stale on this problem.</w:t>
+            </w:r>
+          </w:p>
+        </w:tc>
+      </w:tr>
+      <w:tr>
+        <w:tc>
+          <w:tcPr>
+            <w:tcW w:type="dxa" w:w="1234"/>
+          </w:tcPr>
+          <w:p>
+            <w:r>
+              <w:t>10</w:t>
+            </w:r>
+          </w:p>
+        </w:tc>
+        <w:tc>
+          <w:tcPr>
+            <w:tcW w:type="dxa" w:w="1234"/>
+          </w:tcPr>
+          <w:p>
+            <w:r>
+              <w:t>Credit Line Management</w:t>
+            </w:r>
+          </w:p>
+        </w:tc>
+        <w:tc>
+          <w:tcPr>
+            <w:tcW w:type="dxa" w:w="1234"/>
+          </w:tcPr>
+          <w:p>
+            <w:r>
+              <w:t>Phase 4 -- Operational Risk Management</w:t>
+            </w:r>
+          </w:p>
+        </w:tc>
+        <w:tc>
+          <w:tcPr>
+            <w:tcW w:type="dxa" w:w="1234"/>
+          </w:tcPr>
+          <w:p>
+            <w:r>
+              <w:t>value_creation</w:t>
+            </w:r>
+          </w:p>
+        </w:tc>
+        <w:tc>
+          <w:tcPr>
+            <w:tcW w:type="dxa" w:w="1234"/>
+          </w:tcPr>
+          <w:p>
+            <w:r>
+              <w:t>RECOMMENDED</w:t>
+            </w:r>
+          </w:p>
+        </w:tc>
+        <w:tc>
+          <w:tcPr>
+            <w:tcW w:type="dxa" w:w="1234"/>
+          </w:tcPr>
+          <w:p>
+            <w:r>
+              <w:t>$2.21M</w:t>
+            </w:r>
+          </w:p>
+        </w:tc>
+        <w:tc>
+          <w:tcPr>
+            <w:tcW w:type="dxa" w:w="1234"/>
+          </w:tcPr>
+          <w:p>
+            <w:r>
+              <w:t>Production-recommended, contributing $2.21M/cycle (0.5% of the $432.13M platform total) -- monitor its own re-run cadence so this dashboard's rollup never runs more than one refresh stale on this problem.</w:t>
+            </w:r>
+          </w:p>
+        </w:tc>
+      </w:tr>
+      <w:tr>
+        <w:tc>
+          <w:tcPr>
+            <w:tcW w:type="dxa" w:w="1234"/>
+          </w:tcPr>
+          <w:p>
+            <w:r>
+              <w:t>11</w:t>
+            </w:r>
+          </w:p>
+        </w:tc>
+        <w:tc>
+          <w:tcPr>
+            <w:tcW w:type="dxa" w:w="1234"/>
+          </w:tcPr>
+          <w:p>
+            <w:r>
+              <w:t>Real-Time Portfolio Monitoring</w:t>
+            </w:r>
+          </w:p>
+        </w:tc>
+        <w:tc>
+          <w:tcPr>
+            <w:tcW w:type="dxa" w:w="1234"/>
+          </w:tcPr>
+          <w:p>
+            <w:r>
+              <w:t>Phase 4 -- Operational Risk Management</w:t>
+            </w:r>
+          </w:p>
+        </w:tc>
+        <w:tc>
+          <w:tcPr>
+            <w:tcW w:type="dxa" w:w="1234"/>
+          </w:tcPr>
+          <w:p>
+            <w:r>
+              <w:t>value_creation</w:t>
+            </w:r>
+          </w:p>
+        </w:tc>
+        <w:tc>
+          <w:tcPr>
+            <w:tcW w:type="dxa" w:w="1234"/>
+          </w:tcPr>
+          <w:p>
+            <w:r>
+              <w:t>RECOMMENDED</w:t>
+            </w:r>
+          </w:p>
+        </w:tc>
+        <w:tc>
+          <w:tcPr>
+            <w:tcW w:type="dxa" w:w="1234"/>
+          </w:tcPr>
+          <w:p>
+            <w:r>
+              <w:t>$2.37M</w:t>
+            </w:r>
+          </w:p>
+        </w:tc>
+        <w:tc>
+          <w:tcPr>
+            <w:tcW w:type="dxa" w:w="1234"/>
+          </w:tcPr>
+          <w:p>
+            <w:r>
+              <w:t>Production-recommended, contributing $2.37M/cycle (0.5% of the $432.13M platform total) -- monitor its own re-run cadence so this dashboard's rollup never runs more than one refresh stale on this problem.</w:t>
+            </w:r>
+          </w:p>
+        </w:tc>
+      </w:tr>
+      <w:tr>
+        <w:tc>
+          <w:tcPr>
+            <w:tcW w:type="dxa" w:w="1234"/>
+          </w:tcPr>
+          <w:p>
+            <w:r>
+              <w:t>12</w:t>
+            </w:r>
+          </w:p>
+        </w:tc>
+        <w:tc>
+          <w:tcPr>
+            <w:tcW w:type="dxa" w:w="1234"/>
+          </w:tcPr>
+          <w:p>
+            <w:r>
+              <w:t>360 Degree Customer Intelligence</w:t>
+            </w:r>
+          </w:p>
+        </w:tc>
+        <w:tc>
+          <w:tcPr>
+            <w:tcW w:type="dxa" w:w="1234"/>
+          </w:tcPr>
+          <w:p>
+            <w:r>
+              <w:t>Phase 5 -- Customer &amp; Business Intelligence</w:t>
+            </w:r>
+          </w:p>
+        </w:tc>
+        <w:tc>
+          <w:tcPr>
+            <w:tcW w:type="dxa" w:w="1234"/>
+          </w:tcPr>
+          <w:p>
+            <w:r>
+              <w:t>value_creation</w:t>
+            </w:r>
+          </w:p>
+        </w:tc>
+        <w:tc>
+          <w:tcPr>
+            <w:tcW w:type="dxa" w:w="1234"/>
+          </w:tcPr>
+          <w:p>
+            <w:r>
+              <w:t>RECOMMENDED</w:t>
+            </w:r>
+          </w:p>
+        </w:tc>
+        <w:tc>
+          <w:tcPr>
+            <w:tcW w:type="dxa" w:w="1234"/>
+          </w:tcPr>
+          <w:p>
+            <w:r>
+              <w:t>$1.28M</w:t>
+            </w:r>
+          </w:p>
+        </w:tc>
+        <w:tc>
+          <w:tcPr>
+            <w:tcW w:type="dxa" w:w="1234"/>
+          </w:tcPr>
+          <w:p>
+            <w:r>
+              <w:t>Production-recommended, contributing $1.28M/cycle (0.3% of the $432.13M platform total) -- monitor its own re-run cadence so this dashboard's rollup never runs more than one refresh stale on this problem.</w:t>
+            </w:r>
+          </w:p>
+        </w:tc>
+      </w:tr>
+      <w:tr>
+        <w:tc>
+          <w:tcPr>
+            <w:tcW w:type="dxa" w:w="1234"/>
+          </w:tcPr>
+          <w:p>
+            <w:r>
+              <w:t>13</w:t>
+            </w:r>
+          </w:p>
+        </w:tc>
+        <w:tc>
+          <w:tcPr>
+            <w:tcW w:type="dxa" w:w="1234"/>
+          </w:tcPr>
+          <w:p>
+            <w:r>
+              <w:t>Risk-Adjusted Profitability Modeling</w:t>
+            </w:r>
+          </w:p>
+        </w:tc>
+        <w:tc>
+          <w:tcPr>
+            <w:tcW w:type="dxa" w:w="1234"/>
+          </w:tcPr>
+          <w:p>
+            <w:r>
+              <w:t>Phase 5 -- Customer &amp; Business Intelligence</w:t>
+            </w:r>
+          </w:p>
+        </w:tc>
+        <w:tc>
+          <w:tcPr>
+            <w:tcW w:type="dxa" w:w="1234"/>
+          </w:tcPr>
+          <w:p>
+            <w:r>
+              <w:t>value_creation</w:t>
+            </w:r>
+          </w:p>
+        </w:tc>
+        <w:tc>
+          <w:tcPr>
+            <w:tcW w:type="dxa" w:w="1234"/>
+          </w:tcPr>
+          <w:p>
+            <w:r>
+              <w:t>RECOMMENDED</w:t>
+            </w:r>
+          </w:p>
+        </w:tc>
+        <w:tc>
+          <w:tcPr>
+            <w:tcW w:type="dxa" w:w="1234"/>
+          </w:tcPr>
+          <w:p>
+            <w:r>
+              <w:t>$58.06M</w:t>
+            </w:r>
+          </w:p>
+        </w:tc>
+        <w:tc>
+          <w:tcPr>
+            <w:tcW w:type="dxa" w:w="1234"/>
+          </w:tcPr>
+          <w:p>
+            <w:r>
+              <w:t>Production-recommended, contributing $58.06M/cycle (13.4% of the $432.13M platform total) -- monitor its own re-run cadence so this dashboard's rollup never runs more than one refresh stale on this problem.</w:t>
             </w:r>
           </w:p>
         </w:tc>

--- a/14_Problem14_Executive_Decision_Support_Dashboard/reports/financial_impact_reporting_packaging/Executive_Decision_Support_Financial_Impact_Report.docx
+++ b/14_Problem14_Executive_Decision_Support_Dashboard/reports/financial_impact_reporting_packaging/Executive_Decision_Support_Financial_Impact_Report.docx
@@ -17,7 +17,7 @@
     </w:p>
     <w:p>
       <w:r>
-        <w:t>Generated: 2026-09-16 12:02</w:t>
+        <w:t>Generated: 2026-09-16 12:32</w:t>
       </w:r>
     </w:p>
     <w:p>
